--- a/docs/Load_data_requirements.docx
+++ b/docs/Load_data_requirements.docx
@@ -45,15 +45,7 @@
           <w:sz w:val="20"/>
           <w:szCs w:val="20"/>
         </w:rPr>
-        <w:t>This</w:t>
-      </w:r>
-      <w:r>
-        <w:rPr>
-          <w:rFonts w:ascii="Raleway" w:eastAsia="Raleway" w:hAnsi="Raleway" w:cs="Raleway"/>
-          <w:sz w:val="20"/>
-          <w:szCs w:val="20"/>
-        </w:rPr>
-        <w:t xml:space="preserve"> section is to follow the creation of the main objects of Shakti.  It should refer to the requirements, tasks, and tests planned for Phase 1 and then without changing any of Phase 1 requirements, create the tasks and tests for Phase 2.  Phase 2 coding will be done independent of Phase </w:t>
+        <w:t xml:space="preserve">This section is to follow the creation of the main objects of Shakti.  It should refer to the requirements, tasks, and tests planned for Phase 1 and then without changing any of Phase 1 requirements, create the tasks and tests for Phase 2.  Phase 2 coding will be done independent of Phase </w:t>
       </w:r>
       <w:proofErr w:type="gramStart"/>
       <w:r>
@@ -150,7 +142,7 @@
           <w:sz w:val="20"/>
           <w:szCs w:val="20"/>
         </w:rPr>
-        <w:t xml:space="preserve">Loading into this object can be done by a Store user only.  It should be available as a Load Stock tab on the top of the page after </w:t>
+        <w:t xml:space="preserve">Loading into this object can be done by </w:t>
       </w:r>
       <w:proofErr w:type="gramStart"/>
       <w:r>
@@ -159,6 +151,40 @@
           <w:sz w:val="20"/>
           <w:szCs w:val="20"/>
         </w:rPr>
+        <w:t>a</w:t>
+      </w:r>
+      <w:proofErr w:type="gramEnd"/>
+      <w:r>
+        <w:rPr>
+          <w:rFonts w:ascii="Raleway" w:eastAsia="Raleway" w:hAnsi="Raleway" w:cs="Raleway"/>
+          <w:sz w:val="20"/>
+          <w:szCs w:val="20"/>
+        </w:rPr>
+        <w:t xml:space="preserve"> </w:t>
+      </w:r>
+      <w:r>
+        <w:rPr>
+          <w:rFonts w:ascii="Raleway" w:eastAsia="Raleway" w:hAnsi="Raleway" w:cs="Raleway"/>
+          <w:sz w:val="20"/>
+          <w:szCs w:val="20"/>
+        </w:rPr>
+        <w:t>Admin</w:t>
+      </w:r>
+      <w:r>
+        <w:rPr>
+          <w:rFonts w:ascii="Raleway" w:eastAsia="Raleway" w:hAnsi="Raleway" w:cs="Raleway"/>
+          <w:sz w:val="20"/>
+          <w:szCs w:val="20"/>
+        </w:rPr>
+        <w:t xml:space="preserve"> only.  It should be available as a Load Stock tab on the top of the page after </w:t>
+      </w:r>
+      <w:proofErr w:type="gramStart"/>
+      <w:r>
+        <w:rPr>
+          <w:rFonts w:ascii="Raleway" w:eastAsia="Raleway" w:hAnsi="Raleway" w:cs="Raleway"/>
+          <w:sz w:val="20"/>
+          <w:szCs w:val="20"/>
+        </w:rPr>
         <w:t>login</w:t>
       </w:r>
       <w:proofErr w:type="gramEnd"/>
@@ -168,25 +194,51 @@
           <w:sz w:val="20"/>
           <w:szCs w:val="20"/>
         </w:rPr>
-        <w:t xml:space="preserve"> by a Store user.</w:t>
-      </w:r>
-    </w:p>
-    <w:p>
-      <w:pPr>
-        <w:spacing w:after="100" w:line="240" w:lineRule="auto"/>
-        <w:rPr>
-          <w:rFonts w:ascii="Raleway" w:eastAsia="Raleway" w:hAnsi="Raleway" w:cs="Raleway"/>
-          <w:sz w:val="20"/>
-          <w:szCs w:val="20"/>
-        </w:rPr>
-      </w:pPr>
-      <w:r>
-        <w:rPr>
-          <w:rFonts w:ascii="Raleway" w:eastAsia="Raleway" w:hAnsi="Raleway" w:cs="Raleway"/>
-          <w:sz w:val="20"/>
-          <w:szCs w:val="20"/>
-        </w:rPr>
-        <w:t>The index used for creating unique entries is a combination of SKU number and Serial Number. No two rows can have the same combination. Its fields are as follows:</w:t>
+        <w:t xml:space="preserve"> by </w:t>
+      </w:r>
+      <w:proofErr w:type="gramStart"/>
+      <w:r>
+        <w:rPr>
+          <w:rFonts w:ascii="Raleway" w:eastAsia="Raleway" w:hAnsi="Raleway" w:cs="Raleway"/>
+          <w:sz w:val="20"/>
+          <w:szCs w:val="20"/>
+        </w:rPr>
+        <w:t xml:space="preserve">a </w:t>
+      </w:r>
+      <w:r>
+        <w:rPr>
+          <w:rFonts w:ascii="Raleway" w:eastAsia="Raleway" w:hAnsi="Raleway" w:cs="Raleway"/>
+          <w:sz w:val="20"/>
+          <w:szCs w:val="20"/>
+        </w:rPr>
+        <w:t>Admin</w:t>
+      </w:r>
+      <w:proofErr w:type="gramEnd"/>
+      <w:r>
+        <w:rPr>
+          <w:rFonts w:ascii="Raleway" w:eastAsia="Raleway" w:hAnsi="Raleway" w:cs="Raleway"/>
+          <w:sz w:val="20"/>
+          <w:szCs w:val="20"/>
+        </w:rPr>
+        <w:t>.</w:t>
+      </w:r>
+    </w:p>
+    <w:p>
+      <w:pPr>
+        <w:spacing w:after="100" w:line="240" w:lineRule="auto"/>
+        <w:rPr>
+          <w:rFonts w:ascii="Raleway" w:eastAsia="Raleway" w:hAnsi="Raleway" w:cs="Raleway"/>
+          <w:sz w:val="20"/>
+          <w:szCs w:val="20"/>
+        </w:rPr>
+      </w:pPr>
+      <w:r>
+        <w:rPr>
+          <w:rFonts w:ascii="Raleway" w:eastAsia="Raleway" w:hAnsi="Raleway" w:cs="Raleway"/>
+          <w:sz w:val="20"/>
+          <w:szCs w:val="20"/>
+        </w:rPr>
+        <w:t>The index used for creating unique entries is a combination of the Vendor SKU and Serial Number. No two rows can have the same combination. Each row in the uploaded file identifies its Vendor SKU by the Vendor SKU number together with the Owner (vendor) — see 2.4.1. A Vendor SKU may be linked to more than one Innoviti SKU. Its fields are as follows:</w:t>
       </w:r>
     </w:p>
     <w:p>
@@ -209,7 +261,7 @@
           <w:sz w:val="20"/>
           <w:szCs w:val="20"/>
         </w:rPr>
-        <w:t xml:space="preserve">Index: SKU </w:t>
+        <w:t>Index: Vendor SKU + Serial Number</w:t>
       </w:r>
       <w:proofErr w:type="spellStart"/>
       <w:r>
@@ -218,7 +270,6 @@
           <w:sz w:val="20"/>
           <w:szCs w:val="20"/>
         </w:rPr>
-        <w:t>number+Serial</w:t>
       </w:r>
       <w:proofErr w:type="spellEnd"/>
       <w:r>
@@ -227,7 +278,6 @@
           <w:sz w:val="20"/>
           <w:szCs w:val="20"/>
         </w:rPr>
-        <w:t xml:space="preserve"> Number</w:t>
       </w:r>
     </w:p>
     <w:p>
@@ -250,7 +300,7 @@
           <w:sz w:val="20"/>
           <w:szCs w:val="20"/>
         </w:rPr>
-        <w:t>SKU number</w:t>
+        <w:t>Vendor SKU number (used, together with Owner, to resolve the Vendor SKU)</w:t>
       </w:r>
     </w:p>
     <w:p>
@@ -273,7 +323,7 @@
           <w:sz w:val="20"/>
           <w:szCs w:val="20"/>
         </w:rPr>
-        <w:t>SKU name (derived from SKU number)</w:t>
+        <w:t>Vendor SKU name (derived from the resolved Vendor SKU)</w:t>
       </w:r>
     </w:p>
     <w:p>
@@ -296,7 +346,7 @@
           <w:sz w:val="20"/>
           <w:szCs w:val="20"/>
         </w:rPr>
-        <w:t>SKU description (derived from SKU number)</w:t>
+        <w:t>SKU description (taken from the uploaded file)</w:t>
       </w:r>
     </w:p>
     <w:p>
@@ -388,7 +438,57 @@
           <w:sz w:val="20"/>
           <w:szCs w:val="20"/>
         </w:rPr>
-        <w:t>Present Location (should be from location list)</w:t>
+        <w:t>Present Location (</w:t>
+      </w:r>
+      <w:r>
+        <w:rPr>
+          <w:rFonts w:ascii="Raleway" w:eastAsia="Raleway" w:hAnsi="Raleway" w:cs="Raleway"/>
+          <w:sz w:val="20"/>
+          <w:szCs w:val="20"/>
+        </w:rPr>
+        <w:t xml:space="preserve">Initially will be null, during </w:t>
+      </w:r>
+      <w:proofErr w:type="gramStart"/>
+      <w:r>
+        <w:rPr>
+          <w:rFonts w:ascii="Raleway" w:eastAsia="Raleway" w:hAnsi="Raleway" w:cs="Raleway"/>
+          <w:sz w:val="20"/>
+          <w:szCs w:val="20"/>
+        </w:rPr>
+        <w:t>Audit(</w:t>
+      </w:r>
+      <w:proofErr w:type="gramEnd"/>
+      <w:r>
+        <w:rPr>
+          <w:rFonts w:ascii="Raleway" w:eastAsia="Raleway" w:hAnsi="Raleway" w:cs="Raleway"/>
+          <w:sz w:val="20"/>
+          <w:szCs w:val="20"/>
+        </w:rPr>
+        <w:t xml:space="preserve">next phase not in this scope) </w:t>
+      </w:r>
+      <w:r>
+        <w:rPr>
+          <w:rFonts w:ascii="Raleway" w:eastAsia="Raleway" w:hAnsi="Raleway" w:cs="Raleway"/>
+          <w:sz w:val="20"/>
+          <w:szCs w:val="20"/>
+        </w:rPr>
+        <w:t xml:space="preserve">should be </w:t>
+      </w:r>
+      <w:r>
+        <w:rPr>
+          <w:rFonts w:ascii="Raleway" w:eastAsia="Raleway" w:hAnsi="Raleway" w:cs="Raleway"/>
+          <w:sz w:val="20"/>
+          <w:szCs w:val="20"/>
+        </w:rPr>
+        <w:t>set to user’s Location</w:t>
+      </w:r>
+      <w:r>
+        <w:rPr>
+          <w:rFonts w:ascii="Raleway" w:eastAsia="Raleway" w:hAnsi="Raleway" w:cs="Raleway"/>
+          <w:sz w:val="20"/>
+          <w:szCs w:val="20"/>
+        </w:rPr>
+        <w:t>)</w:t>
       </w:r>
     </w:p>
     <w:p>
@@ -906,6 +1006,7 @@
           <w:sz w:val="20"/>
           <w:szCs w:val="20"/>
         </w:rPr>
+        <w:lastRenderedPageBreak/>
         <w:t>The date /time is set to the date/time of loading.</w:t>
       </w:r>
     </w:p>
@@ -929,7 +1030,6 @@
           <w:sz w:val="20"/>
           <w:szCs w:val="20"/>
         </w:rPr>
-        <w:lastRenderedPageBreak/>
         <w:t>Last Audited date is blank.</w:t>
       </w:r>
     </w:p>
@@ -978,25 +1078,205 @@
           <w:sz w:val="34"/>
           <w:szCs w:val="34"/>
         </w:rPr>
-        <w:t>2.3 Accessories Master</w:t>
-      </w:r>
-    </w:p>
-    <w:p>
-      <w:pPr>
-        <w:spacing w:after="100" w:line="240" w:lineRule="auto"/>
-        <w:rPr>
-          <w:rFonts w:ascii="Raleway" w:eastAsia="Raleway" w:hAnsi="Raleway" w:cs="Raleway"/>
-          <w:sz w:val="20"/>
-          <w:szCs w:val="20"/>
-        </w:rPr>
-      </w:pPr>
-      <w:r>
-        <w:rPr>
-          <w:rFonts w:ascii="Raleway" w:eastAsia="Raleway" w:hAnsi="Raleway" w:cs="Raleway"/>
-          <w:sz w:val="20"/>
-          <w:szCs w:val="20"/>
-        </w:rPr>
-        <w:t>Accessories (Adaptors, Paper rolls, USB Cables are considered as accessories). This maintains a master record of all accessories (SKU type is accessories) ever purchased with their current state. Its fields are as follows:</w:t>
+        <w:t xml:space="preserve">2.3 </w:t>
+      </w:r>
+      <w:r>
+        <w:rPr>
+          <w:rFonts w:ascii="Raleway" w:eastAsia="Raleway" w:hAnsi="Raleway" w:cs="Raleway"/>
+          <w:b/>
+          <w:bCs/>
+          <w:sz w:val="34"/>
+          <w:szCs w:val="34"/>
+        </w:rPr>
+        <w:t xml:space="preserve">Base Station </w:t>
+      </w:r>
+      <w:r>
+        <w:rPr>
+          <w:rFonts w:ascii="Raleway" w:eastAsia="Raleway" w:hAnsi="Raleway" w:cs="Raleway"/>
+          <w:b/>
+          <w:bCs/>
+          <w:sz w:val="34"/>
+          <w:szCs w:val="34"/>
+        </w:rPr>
+        <w:t>Master</w:t>
+      </w:r>
+    </w:p>
+    <w:p>
+      <w:pPr>
+        <w:spacing w:after="100" w:line="240" w:lineRule="auto"/>
+        <w:rPr>
+          <w:rFonts w:ascii="Raleway" w:eastAsia="Raleway" w:hAnsi="Raleway" w:cs="Raleway"/>
+          <w:sz w:val="20"/>
+          <w:szCs w:val="20"/>
+        </w:rPr>
+      </w:pPr>
+      <w:r>
+        <w:rPr>
+          <w:rFonts w:ascii="Raleway" w:eastAsia="Raleway" w:hAnsi="Raleway" w:cs="Raleway"/>
+          <w:sz w:val="20"/>
+          <w:szCs w:val="20"/>
+        </w:rPr>
+        <w:t>This maintains a master record of all Base Stations Present with their current State. The Index used for creating unique entries will be a combination of the Vendor SKU + Serial Number. No 2 rows can have same combination. Each row in the uploaded file identifies its Vendor SKU by the Vendor SKU number together with the Owner (vendor) — see 2.4.1. A Vendor SKU may be linked to more than one Innoviti SKU. Its fields are as follows:</w:t>
+      </w:r>
+      <w:r>
+        <w:rPr>
+          <w:rFonts w:ascii="Raleway" w:eastAsia="Raleway" w:hAnsi="Raleway" w:cs="Raleway"/>
+          <w:sz w:val="20"/>
+          <w:szCs w:val="20"/>
+        </w:rPr>
+      </w:r>
+    </w:p>
+    <w:p>
+      <w:pPr>
+        <w:pStyle w:val="ListParagraph"/>
+        <w:numPr>
+          <w:ilvl w:val="0"/>
+          <w:numId w:val="1"/>
+        </w:numPr>
+        <w:spacing w:after="100" w:line="240" w:lineRule="auto"/>
+        <w:rPr>
+          <w:rFonts w:ascii="Raleway" w:eastAsia="Raleway" w:hAnsi="Raleway" w:cs="Raleway"/>
+          <w:sz w:val="20"/>
+          <w:szCs w:val="20"/>
+        </w:rPr>
+      </w:pPr>
+      <w:r>
+        <w:rPr>
+          <w:rFonts w:ascii="Raleway" w:eastAsia="Raleway" w:hAnsi="Raleway" w:cs="Raleway"/>
+          <w:sz w:val="20"/>
+          <w:szCs w:val="20"/>
+        </w:rPr>
+        <w:t>Index: Vendor SKU + Serial Number</w:t>
+      </w:r>
+      <w:r>
+        <w:rPr>
+          <w:rFonts w:ascii="Raleway" w:eastAsia="Raleway" w:hAnsi="Raleway" w:cs="Raleway"/>
+          <w:sz w:val="20"/>
+          <w:szCs w:val="20"/>
+        </w:rPr>
+      </w:r>
+    </w:p>
+    <w:p>
+      <w:pPr>
+        <w:pStyle w:val="ListParagraph"/>
+        <w:numPr>
+          <w:ilvl w:val="0"/>
+          <w:numId w:val="1"/>
+        </w:numPr>
+        <w:spacing w:after="100" w:line="240" w:lineRule="auto"/>
+        <w:rPr>
+          <w:rFonts w:ascii="Raleway" w:eastAsia="Raleway" w:hAnsi="Raleway" w:cs="Raleway"/>
+          <w:sz w:val="20"/>
+          <w:szCs w:val="20"/>
+        </w:rPr>
+      </w:pPr>
+      <w:r>
+        <w:rPr>
+          <w:rFonts w:ascii="Raleway" w:eastAsia="Raleway" w:hAnsi="Raleway" w:cs="Raleway"/>
+          <w:sz w:val="20"/>
+          <w:szCs w:val="20"/>
+        </w:rPr>
+        <w:t>Vendor SKU number (used, together with Owner, to resolve the Vendor SKU)</w:t>
+      </w:r>
+    </w:p>
+    <w:p>
+      <w:pPr>
+        <w:pStyle w:val="ListParagraph"/>
+        <w:numPr>
+          <w:ilvl w:val="0"/>
+          <w:numId w:val="1"/>
+        </w:numPr>
+        <w:spacing w:after="100" w:line="240" w:lineRule="auto"/>
+        <w:rPr>
+          <w:rFonts w:ascii="Raleway" w:eastAsia="Raleway" w:hAnsi="Raleway" w:cs="Raleway"/>
+          <w:sz w:val="20"/>
+          <w:szCs w:val="20"/>
+        </w:rPr>
+      </w:pPr>
+      <w:r>
+        <w:rPr>
+          <w:rFonts w:ascii="Raleway" w:eastAsia="Raleway" w:hAnsi="Raleway" w:cs="Raleway"/>
+          <w:sz w:val="20"/>
+          <w:szCs w:val="20"/>
+        </w:rPr>
+        <w:t>Vendor SKU name (derived from the resolved Vendor SKU)</w:t>
+      </w:r>
+    </w:p>
+    <w:p>
+      <w:pPr>
+        <w:pStyle w:val="ListParagraph"/>
+        <w:numPr>
+          <w:ilvl w:val="0"/>
+          <w:numId w:val="1"/>
+        </w:numPr>
+        <w:spacing w:after="100" w:line="240" w:lineRule="auto"/>
+        <w:rPr>
+          <w:rFonts w:ascii="Raleway" w:eastAsia="Raleway" w:hAnsi="Raleway" w:cs="Raleway"/>
+          <w:sz w:val="20"/>
+          <w:szCs w:val="20"/>
+        </w:rPr>
+      </w:pPr>
+      <w:r>
+        <w:rPr>
+          <w:rFonts w:ascii="Raleway" w:eastAsia="Raleway" w:hAnsi="Raleway" w:cs="Raleway"/>
+          <w:sz w:val="20"/>
+          <w:szCs w:val="20"/>
+        </w:rPr>
+        <w:t>SKU description (taken from the uploaded file)</w:t>
+      </w:r>
+    </w:p>
+    <w:p>
+      <w:pPr>
+        <w:pStyle w:val="ListParagraph"/>
+        <w:numPr>
+          <w:ilvl w:val="0"/>
+          <w:numId w:val="1"/>
+        </w:numPr>
+        <w:spacing w:after="100" w:line="240" w:lineRule="auto"/>
+        <w:rPr>
+          <w:rFonts w:ascii="Raleway" w:eastAsia="Raleway" w:hAnsi="Raleway" w:cs="Raleway"/>
+          <w:sz w:val="20"/>
+          <w:szCs w:val="20"/>
+        </w:rPr>
+      </w:pPr>
+      <w:r>
+        <w:rPr>
+          <w:rFonts w:ascii="Raleway" w:eastAsia="Raleway" w:hAnsi="Raleway" w:cs="Raleway"/>
+          <w:sz w:val="20"/>
+          <w:szCs w:val="20"/>
+        </w:rPr>
+        <w:t>S</w:t>
+      </w:r>
+      <w:r>
+        <w:rPr>
+          <w:rFonts w:ascii="Raleway" w:eastAsia="Raleway" w:hAnsi="Raleway" w:cs="Raleway"/>
+          <w:sz w:val="20"/>
+          <w:szCs w:val="20"/>
+        </w:rPr>
+        <w:t>erial Number</w:t>
+      </w:r>
+    </w:p>
+    <w:p>
+      <w:pPr>
+        <w:pStyle w:val="ListParagraph"/>
+        <w:numPr>
+          <w:ilvl w:val="0"/>
+          <w:numId w:val="1"/>
+        </w:numPr>
+        <w:spacing w:after="100" w:line="240" w:lineRule="auto"/>
+        <w:rPr>
+          <w:rFonts w:ascii="Raleway" w:eastAsia="Raleway" w:hAnsi="Raleway" w:cs="Raleway"/>
+          <w:sz w:val="20"/>
+          <w:szCs w:val="20"/>
+        </w:rPr>
+      </w:pPr>
+      <w:r>
+        <w:rPr>
+          <w:rFonts w:ascii="Raleway" w:eastAsia="Raleway" w:hAnsi="Raleway" w:cs="Raleway"/>
+          <w:sz w:val="20"/>
+          <w:szCs w:val="20"/>
+        </w:rPr>
+        <w:t xml:space="preserve">Present Location: (same condition as for Payment Terminals) </w:t>
       </w:r>
     </w:p>
     <w:p>
@@ -1019,7 +1299,23 @@
           <w:sz w:val="20"/>
           <w:szCs w:val="20"/>
         </w:rPr>
-        <w:t>Index: Running number ACC-XXXXX, starting ACC-10001</w:t>
+        <w:t xml:space="preserve">Date Since at Present </w:t>
+      </w:r>
+      <w:r>
+        <w:rPr>
+          <w:rFonts w:ascii="Raleway" w:eastAsia="Raleway" w:hAnsi="Raleway" w:cs="Raleway"/>
+          <w:sz w:val="20"/>
+          <w:szCs w:val="20"/>
+        </w:rPr>
+        <w:t>Location:</w:t>
+      </w:r>
+      <w:r>
+        <w:rPr>
+          <w:rFonts w:ascii="Raleway" w:eastAsia="Raleway" w:hAnsi="Raleway" w:cs="Raleway"/>
+          <w:sz w:val="20"/>
+          <w:szCs w:val="20"/>
+        </w:rPr>
+        <w:t xml:space="preserve"> same as for Payment Terminal</w:t>
       </w:r>
     </w:p>
     <w:p>
@@ -1042,113 +1338,26 @@
           <w:sz w:val="20"/>
           <w:szCs w:val="20"/>
         </w:rPr>
-        <w:t>SKU number (this is the index also). No two rows can have the same SKU number.</w:t>
-      </w:r>
-    </w:p>
-    <w:p>
-      <w:pPr>
-        <w:pStyle w:val="ListParagraph"/>
-        <w:numPr>
-          <w:ilvl w:val="0"/>
-          <w:numId w:val="3"/>
-        </w:numPr>
-        <w:spacing w:after="100" w:line="240" w:lineRule="auto"/>
-        <w:rPr>
-          <w:rFonts w:ascii="Raleway" w:eastAsia="Raleway" w:hAnsi="Raleway" w:cs="Raleway"/>
-          <w:sz w:val="20"/>
-          <w:szCs w:val="20"/>
-        </w:rPr>
-      </w:pPr>
-      <w:r>
-        <w:rPr>
-          <w:rFonts w:ascii="Raleway" w:eastAsia="Raleway" w:hAnsi="Raleway" w:cs="Raleway"/>
-          <w:sz w:val="20"/>
-          <w:szCs w:val="20"/>
-        </w:rPr>
-        <w:t>SKU name (from number)</w:t>
-      </w:r>
-    </w:p>
-    <w:p>
-      <w:pPr>
-        <w:pStyle w:val="ListParagraph"/>
-        <w:numPr>
-          <w:ilvl w:val="0"/>
-          <w:numId w:val="3"/>
-        </w:numPr>
-        <w:spacing w:after="100" w:line="240" w:lineRule="auto"/>
-        <w:rPr>
-          <w:rFonts w:ascii="Raleway" w:eastAsia="Raleway" w:hAnsi="Raleway" w:cs="Raleway"/>
-          <w:sz w:val="20"/>
-          <w:szCs w:val="20"/>
-        </w:rPr>
-      </w:pPr>
-      <w:r>
-        <w:rPr>
-          <w:rFonts w:ascii="Raleway" w:eastAsia="Raleway" w:hAnsi="Raleway" w:cs="Raleway"/>
-          <w:sz w:val="20"/>
-          <w:szCs w:val="20"/>
-        </w:rPr>
-        <w:t>SKU description (from number)</w:t>
-      </w:r>
-    </w:p>
-    <w:p>
-      <w:pPr>
-        <w:pStyle w:val="ListParagraph"/>
-        <w:numPr>
-          <w:ilvl w:val="0"/>
-          <w:numId w:val="3"/>
-        </w:numPr>
-        <w:spacing w:after="100" w:line="240" w:lineRule="auto"/>
-        <w:rPr>
-          <w:rFonts w:ascii="Raleway" w:eastAsia="Raleway" w:hAnsi="Raleway" w:cs="Raleway"/>
-          <w:sz w:val="20"/>
-          <w:szCs w:val="20"/>
-        </w:rPr>
-      </w:pPr>
-      <w:r>
-        <w:rPr>
-          <w:rFonts w:ascii="Raleway" w:eastAsia="Raleway" w:hAnsi="Raleway" w:cs="Raleway"/>
-          <w:sz w:val="20"/>
-          <w:szCs w:val="20"/>
-        </w:rPr>
-        <w:t>Qty in each state (Working, Retrieved, Installed, In Repair, In Transit, Scrapped, Lost)</w:t>
-      </w:r>
-    </w:p>
-    <w:p>
-      <w:pPr>
-        <w:spacing w:after="100" w:line="240" w:lineRule="auto"/>
-        <w:rPr>
-          <w:rFonts w:ascii="Raleway" w:eastAsia="Raleway" w:hAnsi="Raleway" w:cs="Raleway"/>
-          <w:sz w:val="20"/>
-          <w:szCs w:val="20"/>
-        </w:rPr>
-      </w:pPr>
-      <w:r>
-        <w:rPr>
-          <w:rFonts w:ascii="Raleway" w:eastAsia="Raleway" w:hAnsi="Raleway" w:cs="Raleway"/>
-          <w:sz w:val="20"/>
-          <w:szCs w:val="20"/>
-        </w:rPr>
-        <w:t xml:space="preserve">This object is updated through any journey that involves an accessory. </w:t>
-      </w:r>
-    </w:p>
-    <w:p>
-      <w:pPr>
-        <w:spacing w:after="100" w:line="240" w:lineRule="auto"/>
-        <w:rPr>
-          <w:rFonts w:ascii="Raleway" w:eastAsia="Raleway" w:hAnsi="Raleway" w:cs="Raleway"/>
-          <w:sz w:val="20"/>
-          <w:szCs w:val="20"/>
-        </w:rPr>
-      </w:pPr>
-      <w:r>
-        <w:rPr>
-          <w:rFonts w:ascii="Raleway" w:eastAsia="Raleway" w:hAnsi="Raleway" w:cs="Raleway"/>
-          <w:sz w:val="20"/>
-          <w:szCs w:val="20"/>
-        </w:rPr>
-        <w:t xml:space="preserve"> </w:t>
-      </w:r>
+        <w:t>State: Working, Retrieved, Installed, In Repair, In Transit, Scrapped, Lost</w:t>
+      </w:r>
+      <w:r>
+        <w:rPr>
+          <w:rFonts w:ascii="Raleway" w:eastAsia="Raleway" w:hAnsi="Raleway" w:cs="Raleway"/>
+          <w:sz w:val="20"/>
+          <w:szCs w:val="20"/>
+        </w:rPr>
+        <w:t>.</w:t>
+      </w:r>
+    </w:p>
+    <w:p>
+      <w:pPr>
+        <w:spacing w:after="100" w:line="240" w:lineRule="auto"/>
+        <w:rPr>
+          <w:rFonts w:ascii="Raleway" w:eastAsia="Raleway" w:hAnsi="Raleway" w:cs="Raleway"/>
+          <w:sz w:val="20"/>
+          <w:szCs w:val="20"/>
+        </w:rPr>
+      </w:pPr>
     </w:p>
     <w:p>
       <w:pPr>
@@ -1194,7 +1403,25 @@
           <w:sz w:val="20"/>
           <w:szCs w:val="20"/>
         </w:rPr>
-        <w:t>The Store user clicks on the Load Stock tab. He is taken to a new page where at the top the same options continue to show, below that there are 3 options:</w:t>
+        <w:t xml:space="preserve">The </w:t>
+      </w:r>
+      <w:proofErr w:type="gramStart"/>
+      <w:r>
+        <w:rPr>
+          <w:rFonts w:ascii="Raleway" w:eastAsia="Raleway" w:hAnsi="Raleway" w:cs="Raleway"/>
+          <w:sz w:val="20"/>
+          <w:szCs w:val="20"/>
+        </w:rPr>
+        <w:t>Admin</w:t>
+      </w:r>
+      <w:proofErr w:type="gramEnd"/>
+      <w:r>
+        <w:rPr>
+          <w:rFonts w:ascii="Raleway" w:eastAsia="Raleway" w:hAnsi="Raleway" w:cs="Raleway"/>
+          <w:sz w:val="20"/>
+          <w:szCs w:val="20"/>
+        </w:rPr>
+        <w:t xml:space="preserve"> clicks on the Load Stock tab. He is taken to a new page where at the top the same options continue to show, below that there are 3 options:</w:t>
       </w:r>
     </w:p>
     <w:p>
@@ -1273,7 +1500,23 @@
           <w:sz w:val="20"/>
           <w:szCs w:val="20"/>
         </w:rPr>
-        <w:t>Load accessory data</w:t>
+        <w:t xml:space="preserve">Load </w:t>
+      </w:r>
+      <w:r>
+        <w:rPr>
+          <w:rFonts w:ascii="Raleway" w:eastAsia="Raleway" w:hAnsi="Raleway" w:cs="Raleway"/>
+          <w:sz w:val="20"/>
+          <w:szCs w:val="20"/>
+        </w:rPr>
+        <w:t>Base Station</w:t>
+      </w:r>
+      <w:r>
+        <w:rPr>
+          <w:rFonts w:ascii="Raleway" w:eastAsia="Raleway" w:hAnsi="Raleway" w:cs="Raleway"/>
+          <w:sz w:val="20"/>
+          <w:szCs w:val="20"/>
+        </w:rPr>
+        <w:t xml:space="preserve"> data</w:t>
       </w:r>
     </w:p>
     <w:p>
@@ -1437,7 +1680,7 @@
           <w:sz w:val="20"/>
           <w:szCs w:val="20"/>
         </w:rPr>
-        <w:t>SKU number</w:t>
+        <w:t>SKU identifier — for Payment Terminal and Base Station this is the Vendor SKU number; for SIM Card it is the Innoviti SKU number</w:t>
       </w:r>
     </w:p>
     <w:p>
@@ -1479,7 +1722,7 @@
           <w:sz w:val="20"/>
           <w:szCs w:val="20"/>
         </w:rPr>
-        <w:t xml:space="preserve">If an SKU number field does not match with an existing SKU number while uploading, then an error must come up "SKU number in &lt;row in error&gt; of &lt;file name&gt; not found in Shakti, create SKU part or correct file".  </w:t>
+        <w:t>For SIM Card uploads, if an SKU number field does not match an existing Innoviti SKU number, an error must come up "SKU number in &lt;row in error&gt; of &lt;file name&gt; not found in Shakti, create SKU part or correct file". For Payment Terminal and Base Station uploads the Innoviti SKU is resolved from the Owner + Vendor SKU number: if no vendor SKU row matches, the error "Vendor SKU number &lt;value&gt; for owner &lt;owner&gt; in &lt;row&gt; of &lt;file&gt; not found in Shakti — add the vendor SKU row or correct the file" comes up; if the Owner + Vendor SKU number pair matches more than one Innoviti SKU, the error "Vendor SKU number ... matches more than one Innoviti SKU — resolve the conflict in Manage Vendor SKU" comes up.</w:t>
       </w:r>
     </w:p>
     <w:p>
@@ -1521,7 +1764,7 @@
           <w:sz w:val="20"/>
           <w:szCs w:val="20"/>
         </w:rPr>
-        <w:t xml:space="preserve">The same process can be followed for SIM cards and accessories. In all these cases the SKU number must exist in the system, if it does not exist then an error </w:t>
+        <w:t>SIM Card rows are matched directly on the Innoviti SKU number. In every case the resolved Innoviti SKU must exist in the system; if it does not, an error similar to the one above is shown.</w:t>
       </w:r>
       <w:proofErr w:type="gramStart"/>
       <w:r>
@@ -1530,7 +1773,6 @@
           <w:sz w:val="20"/>
           <w:szCs w:val="20"/>
         </w:rPr>
-        <w:t>similar to</w:t>
       </w:r>
       <w:proofErr w:type="gramEnd"/>
       <w:r>
@@ -1539,7 +1781,6 @@
           <w:sz w:val="20"/>
           <w:szCs w:val="20"/>
         </w:rPr>
-        <w:t xml:space="preserve"> the error shown above </w:t>
       </w:r>
       <w:proofErr w:type="gramStart"/>
       <w:r>
@@ -1548,6 +1789,62 @@
           <w:sz w:val="20"/>
           <w:szCs w:val="20"/>
         </w:rPr>
+      </w:r>
+      <w:proofErr w:type="gramEnd"/>
+      <w:r>
+        <w:rPr>
+          <w:rFonts w:ascii="Raleway" w:eastAsia="Raleway" w:hAnsi="Raleway" w:cs="Raleway"/>
+          <w:sz w:val="20"/>
+          <w:szCs w:val="20"/>
+        </w:rPr>
+      </w:r>
+    </w:p>
+    <w:p>
+      <w:pPr>
+        <w:numPr>
+          <w:ilvl w:val="0"/>
+          <w:numId w:val="5"/>
+        </w:numPr>
+        <w:rPr>
+          <w:rFonts w:ascii="Raleway" w:eastAsia="Raleway" w:hAnsi="Raleway" w:cs="Raleway"/>
+          <w:sz w:val="20"/>
+          <w:szCs w:val="20"/>
+        </w:rPr>
+      </w:pPr>
+      <w:r>
+        <w:rPr>
+          <w:rFonts w:ascii="Raleway" w:eastAsia="Raleway" w:hAnsi="Raleway" w:cs="Raleway"/>
+          <w:sz w:val="20"/>
+          <w:szCs w:val="20"/>
+        </w:rPr>
+        <w:lastRenderedPageBreak/>
+        <w:t xml:space="preserve">While loading Serial type SKUs stock data the system must check if the data being loaded is creating an existing index for that object type. If </w:t>
+      </w:r>
+      <w:proofErr w:type="gramStart"/>
+      <w:r>
+        <w:rPr>
+          <w:rFonts w:ascii="Raleway" w:eastAsia="Raleway" w:hAnsi="Raleway" w:cs="Raleway"/>
+          <w:sz w:val="20"/>
+          <w:szCs w:val="20"/>
+        </w:rPr>
+        <w:t>so</w:t>
+      </w:r>
+      <w:proofErr w:type="gramEnd"/>
+      <w:r>
+        <w:rPr>
+          <w:rFonts w:ascii="Raleway" w:eastAsia="Raleway" w:hAnsi="Raleway" w:cs="Raleway"/>
+          <w:sz w:val="20"/>
+          <w:szCs w:val="20"/>
+        </w:rPr>
+        <w:t xml:space="preserve"> it </w:t>
+      </w:r>
+      <w:proofErr w:type="gramStart"/>
+      <w:r>
+        <w:rPr>
+          <w:rFonts w:ascii="Raleway" w:eastAsia="Raleway" w:hAnsi="Raleway" w:cs="Raleway"/>
+          <w:sz w:val="20"/>
+          <w:szCs w:val="20"/>
+        </w:rPr>
         <w:t>has to</w:t>
       </w:r>
       <w:proofErr w:type="gramEnd"/>
@@ -1557,73 +1854,7 @@
           <w:sz w:val="20"/>
           <w:szCs w:val="20"/>
         </w:rPr>
-        <w:t xml:space="preserve"> come up.</w:t>
-      </w:r>
-    </w:p>
-    <w:p>
-      <w:pPr>
-        <w:numPr>
-          <w:ilvl w:val="0"/>
-          <w:numId w:val="5"/>
-        </w:numPr>
-        <w:rPr>
-          <w:rFonts w:ascii="Raleway" w:eastAsia="Raleway" w:hAnsi="Raleway" w:cs="Raleway"/>
-          <w:sz w:val="20"/>
-          <w:szCs w:val="20"/>
-        </w:rPr>
-      </w:pPr>
-      <w:r>
-        <w:rPr>
-          <w:rFonts w:ascii="Raleway" w:eastAsia="Raleway" w:hAnsi="Raleway" w:cs="Raleway"/>
-          <w:sz w:val="20"/>
-          <w:szCs w:val="20"/>
-        </w:rPr>
-        <w:t xml:space="preserve">While loading Serial type SKUs stock data the system must check if the data being loaded is creating an existing index for that object type. If </w:t>
-      </w:r>
-      <w:proofErr w:type="gramStart"/>
-      <w:r>
-        <w:rPr>
-          <w:rFonts w:ascii="Raleway" w:eastAsia="Raleway" w:hAnsi="Raleway" w:cs="Raleway"/>
-          <w:sz w:val="20"/>
-          <w:szCs w:val="20"/>
-        </w:rPr>
-        <w:t>so</w:t>
-      </w:r>
-      <w:proofErr w:type="gramEnd"/>
-      <w:r>
-        <w:rPr>
-          <w:rFonts w:ascii="Raleway" w:eastAsia="Raleway" w:hAnsi="Raleway" w:cs="Raleway"/>
-          <w:sz w:val="20"/>
-          <w:szCs w:val="20"/>
-        </w:rPr>
-        <w:t xml:space="preserve"> it </w:t>
-      </w:r>
-      <w:proofErr w:type="gramStart"/>
-      <w:r>
-        <w:rPr>
-          <w:rFonts w:ascii="Raleway" w:eastAsia="Raleway" w:hAnsi="Raleway" w:cs="Raleway"/>
-          <w:sz w:val="20"/>
-          <w:szCs w:val="20"/>
-        </w:rPr>
-        <w:t>has to</w:t>
-      </w:r>
-      <w:proofErr w:type="gramEnd"/>
-      <w:r>
-        <w:rPr>
-          <w:rFonts w:ascii="Raleway" w:eastAsia="Raleway" w:hAnsi="Raleway" w:cs="Raleway"/>
-          <w:sz w:val="20"/>
-          <w:szCs w:val="20"/>
-        </w:rPr>
-        <w:t xml:space="preserve"> pop an error as follows: "&lt;Serial </w:t>
-      </w:r>
-      <w:r>
-        <w:rPr>
-          <w:rFonts w:ascii="Raleway" w:eastAsia="Raleway" w:hAnsi="Raleway" w:cs="Raleway"/>
-          <w:sz w:val="20"/>
-          <w:szCs w:val="20"/>
-        </w:rPr>
-        <w:lastRenderedPageBreak/>
-        <w:t>Number&gt;/&lt;SIM Card Number&gt; of &lt;SKU number&gt; in &lt;row number&gt; of &lt;file name&gt; already exists in Shakti, not loaded."</w:t>
+        <w:t xml:space="preserve"> pop an error as follows: "&lt;Serial Number&gt;/&lt;SIM Card Number&gt; of &lt;SKU number&gt; in &lt;row number&gt; of &lt;file name&gt; already exists in Shakti, not loaded."</w:t>
       </w:r>
     </w:p>
     <w:p>
@@ -2198,15 +2429,6 @@
   </w:abstractNum>
   <w:num w:numId="1" w16cid:durableId="809975979">
     <w:abstractNumId w:val="1"/>
-    <w:lvlOverride w:ilvl="0"/>
-    <w:lvlOverride w:ilvl="1"/>
-    <w:lvlOverride w:ilvl="2"/>
-    <w:lvlOverride w:ilvl="3"/>
-    <w:lvlOverride w:ilvl="4"/>
-    <w:lvlOverride w:ilvl="5"/>
-    <w:lvlOverride w:ilvl="6"/>
-    <w:lvlOverride w:ilvl="7"/>
-    <w:lvlOverride w:ilvl="8"/>
   </w:num>
   <w:num w:numId="2" w16cid:durableId="2050833786">
     <w:abstractNumId w:val="3"/>
@@ -2240,15 +2462,6 @@
   </w:num>
   <w:num w:numId="3" w16cid:durableId="376783306">
     <w:abstractNumId w:val="0"/>
-    <w:lvlOverride w:ilvl="0"/>
-    <w:lvlOverride w:ilvl="1"/>
-    <w:lvlOverride w:ilvl="2"/>
-    <w:lvlOverride w:ilvl="3"/>
-    <w:lvlOverride w:ilvl="4"/>
-    <w:lvlOverride w:ilvl="5"/>
-    <w:lvlOverride w:ilvl="6"/>
-    <w:lvlOverride w:ilvl="7"/>
-    <w:lvlOverride w:ilvl="8"/>
   </w:num>
   <w:num w:numId="4" w16cid:durableId="57898711">
     <w:abstractNumId w:val="2"/>
